--- a/Guide.docx
+++ b/Guide.docx
@@ -5911,6 +5911,731 @@
     <w:p>
       <w:r>
         <w:pict>
+          <v:rect id="_x0000_i1031" style="width:0;height:1.5pt" o:hralign="center" o:hrstd="t" o:hr="t" fillcolor="#a0a0a0" stroked="f"/>
+        </w:pict>
+      </w:r>
+    </w:p>
+    <w:p>
+      <w:pPr>
+        <w:pStyle w:val="Heading3"/>
+      </w:pPr>
+      <w:r>
+        <w:lastRenderedPageBreak/>
+        <w:t>PHASE 2 — Homepage</w:t>
+      </w:r>
+    </w:p>
+    <w:p>
+      <w:pPr>
+        <w:pStyle w:val="NormalWeb"/>
+      </w:pPr>
+      <w:r>
+        <w:rPr>
+          <w:rStyle w:val="Strong"/>
+        </w:rPr>
+        <w:t>6. Navigation bar</w:t>
+      </w:r>
+    </w:p>
+    <w:p>
+      <w:pPr>
+        <w:pStyle w:val="NormalWeb"/>
+      </w:pPr>
+      <w:r>
+        <w:rPr>
+          <w:rStyle w:val="Strong"/>
+        </w:rPr>
+        <w:t>7. Hero section</w:t>
+      </w:r>
+    </w:p>
+    <w:p>
+      <w:pPr>
+        <w:pStyle w:val="NormalWeb"/>
+      </w:pPr>
+      <w:r>
+        <w:rPr>
+          <w:rStyle w:val="Strong"/>
+        </w:rPr>
+        <w:t>8. Trust/quality section</w:t>
+      </w:r>
+    </w:p>
+    <w:p>
+      <w:pPr>
+        <w:pStyle w:val="NormalWeb"/>
+      </w:pPr>
+      <w:r>
+        <w:rPr>
+          <w:rStyle w:val="Strong"/>
+        </w:rPr>
+        <w:t>9. Product categories</w:t>
+      </w:r>
+    </w:p>
+    <w:p>
+      <w:pPr>
+        <w:pStyle w:val="NormalWeb"/>
+      </w:pPr>
+      <w:r>
+        <w:rPr>
+          <w:rStyle w:val="Strong"/>
+        </w:rPr>
+        <w:t>10. Featured products</w:t>
+      </w:r>
+    </w:p>
+    <w:p>
+      <w:pPr>
+        <w:pStyle w:val="NormalWeb"/>
+      </w:pPr>
+      <w:r>
+        <w:rPr>
+          <w:rStyle w:val="Strong"/>
+        </w:rPr>
+        <w:t xml:space="preserve">11. How </w:t>
+      </w:r>
+      <w:proofErr w:type="spellStart"/>
+      <w:r>
+        <w:rPr>
+          <w:rStyle w:val="Strong"/>
+        </w:rPr>
+        <w:t>FarmHub</w:t>
+      </w:r>
+      <w:proofErr w:type="spellEnd"/>
+      <w:r>
+        <w:rPr>
+          <w:rStyle w:val="Strong"/>
+        </w:rPr>
+        <w:t xml:space="preserve"> works</w:t>
+      </w:r>
+    </w:p>
+    <w:p>
+      <w:pPr>
+        <w:pStyle w:val="NormalWeb"/>
+      </w:pPr>
+      <w:r>
+        <w:rPr>
+          <w:rStyle w:val="Strong"/>
+        </w:rPr>
+        <w:t>12. Veterinary safety section</w:t>
+      </w:r>
+    </w:p>
+    <w:p>
+      <w:pPr>
+        <w:pStyle w:val="NormalWeb"/>
+      </w:pPr>
+      <w:r>
+        <w:rPr>
+          <w:rStyle w:val="Strong"/>
+        </w:rPr>
+        <w:t>13. Farmers section</w:t>
+      </w:r>
+    </w:p>
+    <w:p>
+      <w:pPr>
+        <w:pStyle w:val="NormalWeb"/>
+      </w:pPr>
+      <w:r>
+        <w:rPr>
+          <w:rStyle w:val="Strong"/>
+        </w:rPr>
+        <w:t>14. Animal training section</w:t>
+      </w:r>
+    </w:p>
+    <w:p>
+      <w:pPr>
+        <w:pStyle w:val="NormalWeb"/>
+      </w:pPr>
+      <w:r>
+        <w:rPr>
+          <w:rStyle w:val="Strong"/>
+        </w:rPr>
+        <w:t>15. Delivery section</w:t>
+      </w:r>
+    </w:p>
+    <w:p>
+      <w:pPr>
+        <w:pStyle w:val="NormalWeb"/>
+      </w:pPr>
+      <w:r>
+        <w:rPr>
+          <w:rStyle w:val="Strong"/>
+        </w:rPr>
+        <w:t>16. Call-to-action section</w:t>
+      </w:r>
+    </w:p>
+    <w:p>
+      <w:pPr>
+        <w:pStyle w:val="NormalWeb"/>
+      </w:pPr>
+      <w:r>
+        <w:rPr>
+          <w:rStyle w:val="Strong"/>
+        </w:rPr>
+        <w:t>17. Footer</w:t>
+      </w:r>
+    </w:p>
+    <w:p>
+      <w:r>
+        <w:pict>
+          <v:rect id="_x0000_i1032" style="width:0;height:1.5pt" o:hralign="center" o:hrstd="t" o:hr="t" fillcolor="#a0a0a0" stroked="f"/>
+        </w:pict>
+      </w:r>
+    </w:p>
+    <w:p>
+      <w:pPr>
+        <w:pStyle w:val="Heading3"/>
+      </w:pPr>
+      <w:r>
+        <w:t>PHASE 3 — Marketplace</w:t>
+      </w:r>
+    </w:p>
+    <w:p>
+      <w:pPr>
+        <w:pStyle w:val="NormalWeb"/>
+      </w:pPr>
+      <w:r>
+        <w:rPr>
+          <w:rStyle w:val="Strong"/>
+        </w:rPr>
+        <w:t>18. Products page</w:t>
+      </w:r>
+    </w:p>
+    <w:p>
+      <w:pPr>
+        <w:pStyle w:val="NormalWeb"/>
+      </w:pPr>
+      <w:r>
+        <w:rPr>
+          <w:rStyle w:val="Strong"/>
+        </w:rPr>
+        <w:t>19. Product cards</w:t>
+      </w:r>
+    </w:p>
+    <w:p>
+      <w:pPr>
+        <w:pStyle w:val="NormalWeb"/>
+      </w:pPr>
+      <w:r>
+        <w:rPr>
+          <w:rStyle w:val="Strong"/>
+        </w:rPr>
+        <w:t>20. Product filtering</w:t>
+      </w:r>
+      <w:bookmarkStart w:id="0" w:name="_GoBack"/>
+      <w:bookmarkEnd w:id="0"/>
+    </w:p>
+    <w:p>
+      <w:pPr>
+        <w:pStyle w:val="NormalWeb"/>
+      </w:pPr>
+      <w:r>
+        <w:rPr>
+          <w:rStyle w:val="Strong"/>
+        </w:rPr>
+        <w:t>21. Product searching</w:t>
+      </w:r>
+    </w:p>
+    <w:p>
+      <w:pPr>
+        <w:pStyle w:val="NormalWeb"/>
+      </w:pPr>
+      <w:r>
+        <w:rPr>
+          <w:rStyle w:val="Strong"/>
+        </w:rPr>
+        <w:t>22. Product details</w:t>
+      </w:r>
+    </w:p>
+    <w:p>
+      <w:pPr>
+        <w:pStyle w:val="NormalWeb"/>
+      </w:pPr>
+      <w:r>
+        <w:rPr>
+          <w:rStyle w:val="Strong"/>
+        </w:rPr>
+        <w:t>23. Add to cart</w:t>
+      </w:r>
+    </w:p>
+    <w:p>
+      <w:pPr>
+        <w:pStyle w:val="NormalWeb"/>
+      </w:pPr>
+      <w:r>
+        <w:rPr>
+          <w:rStyle w:val="Strong"/>
+        </w:rPr>
+        <w:t>24. Cart</w:t>
+      </w:r>
+    </w:p>
+    <w:p>
+      <w:pPr>
+        <w:pStyle w:val="NormalWeb"/>
+      </w:pPr>
+      <w:r>
+        <w:rPr>
+          <w:rStyle w:val="Strong"/>
+        </w:rPr>
+        <w:t>25. Checkout</w:t>
+      </w:r>
+    </w:p>
+    <w:p>
+      <w:r>
+        <w:pict>
+          <v:rect id="_x0000_i1033" style="width:0;height:1.5pt" o:hralign="center" o:hrstd="t" o:hr="t" fillcolor="#a0a0a0" stroked="f"/>
+        </w:pict>
+      </w:r>
+    </w:p>
+    <w:p>
+      <w:pPr>
+        <w:pStyle w:val="Heading3"/>
+      </w:pPr>
+      <w:r>
+        <w:lastRenderedPageBreak/>
+        <w:t>PHASE 4 — Authentication UI</w:t>
+      </w:r>
+    </w:p>
+    <w:p>
+      <w:pPr>
+        <w:pStyle w:val="NormalWeb"/>
+      </w:pPr>
+      <w:r>
+        <w:rPr>
+          <w:rStyle w:val="Strong"/>
+        </w:rPr>
+        <w:t>26. Login</w:t>
+      </w:r>
+    </w:p>
+    <w:p>
+      <w:pPr>
+        <w:pStyle w:val="NormalWeb"/>
+      </w:pPr>
+      <w:r>
+        <w:rPr>
+          <w:rStyle w:val="Strong"/>
+        </w:rPr>
+        <w:t>27. Registration</w:t>
+      </w:r>
+    </w:p>
+    <w:p>
+      <w:pPr>
+        <w:pStyle w:val="NormalWeb"/>
+      </w:pPr>
+      <w:r>
+        <w:rPr>
+          <w:rStyle w:val="Strong"/>
+        </w:rPr>
+        <w:t>28. Role selection</w:t>
+      </w:r>
+    </w:p>
+    <w:p>
+      <w:pPr>
+        <w:pStyle w:val="NormalWeb"/>
+      </w:pPr>
+      <w:r>
+        <w:rPr>
+          <w:rStyle w:val="Strong"/>
+        </w:rPr>
+        <w:t>29. User dashboard</w:t>
+      </w:r>
+    </w:p>
+    <w:p>
+      <w:pPr>
+        <w:pStyle w:val="NormalWeb"/>
+      </w:pPr>
+      <w:r>
+        <w:rPr>
+          <w:rStyle w:val="Strong"/>
+        </w:rPr>
+        <w:t>30. Farmer dashboard</w:t>
+      </w:r>
+    </w:p>
+    <w:p>
+      <w:pPr>
+        <w:pStyle w:val="NormalWeb"/>
+      </w:pPr>
+      <w:r>
+        <w:rPr>
+          <w:rStyle w:val="Strong"/>
+        </w:rPr>
+        <w:t>31. Vet dashboard</w:t>
+      </w:r>
+    </w:p>
+    <w:p>
+      <w:pPr>
+        <w:pStyle w:val="NormalWeb"/>
+      </w:pPr>
+      <w:r>
+        <w:rPr>
+          <w:rStyle w:val="Strong"/>
+        </w:rPr>
+        <w:t>32. Admin dashboard</w:t>
+      </w:r>
+    </w:p>
+    <w:p>
+      <w:r>
+        <w:pict>
+          <v:rect id="_x0000_i1034" style="width:0;height:1.5pt" o:hralign="center" o:hrstd="t" o:hr="t" fillcolor="#a0a0a0" stroked="f"/>
+        </w:pict>
+      </w:r>
+    </w:p>
+    <w:p>
+      <w:pPr>
+        <w:pStyle w:val="Heading3"/>
+      </w:pPr>
+      <w:r>
+        <w:t>PHASE 5 — Farmer UI</w:t>
+      </w:r>
+    </w:p>
+    <w:p>
+      <w:pPr>
+        <w:pStyle w:val="NormalWeb"/>
+      </w:pPr>
+      <w:r>
+        <w:rPr>
+          <w:rStyle w:val="Strong"/>
+        </w:rPr>
+        <w:t>33. Farmer profile</w:t>
+      </w:r>
+    </w:p>
+    <w:p>
+      <w:pPr>
+        <w:pStyle w:val="NormalWeb"/>
+      </w:pPr>
+      <w:r>
+        <w:rPr>
+          <w:rStyle w:val="Strong"/>
+        </w:rPr>
+        <w:t>34. Farm management</w:t>
+      </w:r>
+    </w:p>
+    <w:p>
+      <w:pPr>
+        <w:pStyle w:val="NormalWeb"/>
+      </w:pPr>
+      <w:r>
+        <w:rPr>
+          <w:rStyle w:val="Strong"/>
+        </w:rPr>
+        <w:t>35. Animal management</w:t>
+      </w:r>
+    </w:p>
+    <w:p>
+      <w:pPr>
+        <w:pStyle w:val="NormalWeb"/>
+      </w:pPr>
+      <w:r>
+        <w:rPr>
+          <w:rStyle w:val="Strong"/>
+        </w:rPr>
+        <w:t>36. Product management</w:t>
+      </w:r>
+    </w:p>
+    <w:p>
+      <w:pPr>
+        <w:pStyle w:val="NormalWeb"/>
+      </w:pPr>
+      <w:r>
+        <w:rPr>
+          <w:rStyle w:val="Strong"/>
+        </w:rPr>
+        <w:t>37. Inventory</w:t>
+      </w:r>
+    </w:p>
+    <w:p>
+      <w:pPr>
+        <w:pStyle w:val="NormalWeb"/>
+      </w:pPr>
+      <w:r>
+        <w:rPr>
+          <w:rStyle w:val="Strong"/>
+        </w:rPr>
+        <w:t>38. Orders</w:t>
+      </w:r>
+    </w:p>
+    <w:p>
+      <w:pPr>
+        <w:pStyle w:val="NormalWeb"/>
+      </w:pPr>
+      <w:r>
+        <w:rPr>
+          <w:rStyle w:val="Strong"/>
+        </w:rPr>
+        <w:t>39. Vet clearance requests</w:t>
+      </w:r>
+    </w:p>
+    <w:p>
+      <w:r>
+        <w:pict>
+          <v:rect id="_x0000_i1035" style="width:0;height:1.5pt" o:hralign="center" o:hrstd="t" o:hr="t" fillcolor="#a0a0a0" stroked="f"/>
+        </w:pict>
+      </w:r>
+    </w:p>
+    <w:p>
+      <w:pPr>
+        <w:pStyle w:val="Heading3"/>
+      </w:pPr>
+      <w:r>
+        <w:t>PHASE 6 — Veterinary UI</w:t>
+      </w:r>
+    </w:p>
+    <w:p>
+      <w:pPr>
+        <w:pStyle w:val="NormalWeb"/>
+      </w:pPr>
+      <w:r>
+        <w:rPr>
+          <w:rStyle w:val="Strong"/>
+        </w:rPr>
+        <w:t>40. Vet dashboard</w:t>
+      </w:r>
+    </w:p>
+    <w:p>
+      <w:pPr>
+        <w:pStyle w:val="NormalWeb"/>
+      </w:pPr>
+      <w:r>
+        <w:rPr>
+          <w:rStyle w:val="Strong"/>
+        </w:rPr>
+        <w:t>41. Animal examination</w:t>
+      </w:r>
+    </w:p>
+    <w:p>
+      <w:pPr>
+        <w:pStyle w:val="NormalWeb"/>
+      </w:pPr>
+      <w:r>
+        <w:rPr>
+          <w:rStyle w:val="Strong"/>
+        </w:rPr>
+        <w:t>42. Health records</w:t>
+      </w:r>
+    </w:p>
+    <w:p>
+      <w:pPr>
+        <w:pStyle w:val="NormalWeb"/>
+      </w:pPr>
+      <w:r>
+        <w:rPr>
+          <w:rStyle w:val="Strong"/>
+        </w:rPr>
+        <w:t>43. Breeding clearance</w:t>
+      </w:r>
+    </w:p>
+    <w:p>
+      <w:pPr>
+        <w:pStyle w:val="NormalWeb"/>
+      </w:pPr>
+      <w:r>
+        <w:rPr>
+          <w:rStyle w:val="Strong"/>
+        </w:rPr>
+        <w:t>44. Product clearance</w:t>
+      </w:r>
+    </w:p>
+    <w:p>
+      <w:pPr>
+        <w:pStyle w:val="NormalWeb"/>
+      </w:pPr>
+      <w:r>
+        <w:rPr>
+          <w:rStyle w:val="Strong"/>
+        </w:rPr>
+        <w:t>45. Isolation recommendations</w:t>
+      </w:r>
+    </w:p>
+    <w:p>
+      <w:pPr>
+        <w:pStyle w:val="NormalWeb"/>
+      </w:pPr>
+      <w:r>
+        <w:rPr>
+          <w:rStyle w:val="Strong"/>
+        </w:rPr>
+        <w:lastRenderedPageBreak/>
+        <w:t>46. Treatment/recommendation system</w:t>
+      </w:r>
+    </w:p>
+    <w:p>
+      <w:r>
+        <w:pict>
+          <v:rect id="_x0000_i1036" style="width:0;height:1.5pt" o:hralign="center" o:hrstd="t" o:hr="t" fillcolor="#a0a0a0" stroked="f"/>
+        </w:pict>
+      </w:r>
+    </w:p>
+    <w:p>
+      <w:pPr>
+        <w:pStyle w:val="Heading3"/>
+      </w:pPr>
+      <w:r>
+        <w:t>PHASE 7 — Admin UI</w:t>
+      </w:r>
+    </w:p>
+    <w:p>
+      <w:pPr>
+        <w:pStyle w:val="NormalWeb"/>
+      </w:pPr>
+      <w:r>
+        <w:rPr>
+          <w:rStyle w:val="Strong"/>
+        </w:rPr>
+        <w:t>47. Admin dashboard</w:t>
+      </w:r>
+    </w:p>
+    <w:p>
+      <w:pPr>
+        <w:pStyle w:val="NormalWeb"/>
+      </w:pPr>
+      <w:r>
+        <w:rPr>
+          <w:rStyle w:val="Strong"/>
+        </w:rPr>
+        <w:t>48. Users</w:t>
+      </w:r>
+    </w:p>
+    <w:p>
+      <w:pPr>
+        <w:pStyle w:val="NormalWeb"/>
+      </w:pPr>
+      <w:r>
+        <w:rPr>
+          <w:rStyle w:val="Strong"/>
+        </w:rPr>
+        <w:t>49. Farmers</w:t>
+      </w:r>
+    </w:p>
+    <w:p>
+      <w:pPr>
+        <w:pStyle w:val="NormalWeb"/>
+      </w:pPr>
+      <w:r>
+        <w:rPr>
+          <w:rStyle w:val="Strong"/>
+        </w:rPr>
+        <w:t>50. Veterinarians</w:t>
+      </w:r>
+    </w:p>
+    <w:p>
+      <w:pPr>
+        <w:pStyle w:val="NormalWeb"/>
+      </w:pPr>
+      <w:r>
+        <w:rPr>
+          <w:rStyle w:val="Strong"/>
+        </w:rPr>
+        <w:t>51. Farms</w:t>
+      </w:r>
+    </w:p>
+    <w:p>
+      <w:pPr>
+        <w:pStyle w:val="NormalWeb"/>
+      </w:pPr>
+      <w:r>
+        <w:rPr>
+          <w:rStyle w:val="Strong"/>
+        </w:rPr>
+        <w:t>52. Animals</w:t>
+      </w:r>
+    </w:p>
+    <w:p>
+      <w:pPr>
+        <w:pStyle w:val="NormalWeb"/>
+      </w:pPr>
+      <w:r>
+        <w:rPr>
+          <w:rStyle w:val="Strong"/>
+        </w:rPr>
+        <w:t>53. Products</w:t>
+      </w:r>
+    </w:p>
+    <w:p>
+      <w:pPr>
+        <w:pStyle w:val="NormalWeb"/>
+      </w:pPr>
+      <w:r>
+        <w:rPr>
+          <w:rStyle w:val="Strong"/>
+        </w:rPr>
+        <w:t>54. Orders</w:t>
+      </w:r>
+    </w:p>
+    <w:p>
+      <w:pPr>
+        <w:pStyle w:val="NormalWeb"/>
+      </w:pPr>
+      <w:r>
+        <w:rPr>
+          <w:rStyle w:val="Strong"/>
+        </w:rPr>
+        <w:t>55. Payments</w:t>
+      </w:r>
+    </w:p>
+    <w:p>
+      <w:pPr>
+        <w:pStyle w:val="NormalWeb"/>
+      </w:pPr>
+      <w:r>
+        <w:rPr>
+          <w:rStyle w:val="Strong"/>
+        </w:rPr>
+        <w:t>56. Clearances</w:t>
+      </w:r>
+    </w:p>
+    <w:p>
+      <w:pPr>
+        <w:pStyle w:val="NormalWeb"/>
+      </w:pPr>
+      <w:r>
+        <w:rPr>
+          <w:rStyle w:val="Strong"/>
+        </w:rPr>
+        <w:t>57. Reports</w:t>
+      </w:r>
+    </w:p>
+    <w:p>
+      <w:pPr>
+        <w:pStyle w:val="NormalWeb"/>
+      </w:pPr>
+      <w:r>
+        <w:rPr>
+          <w:rStyle w:val="Strong"/>
+        </w:rPr>
+        <w:t>58. Complaints</w:t>
+      </w:r>
+    </w:p>
+    <w:p>
+      <w:pPr>
+        <w:pStyle w:val="NormalWeb"/>
+      </w:pPr>
+      <w:r>
+        <w:rPr>
+          <w:rStyle w:val="Strong"/>
+        </w:rPr>
+        <w:t>59. Reviews</w:t>
+      </w:r>
+    </w:p>
+    <w:p>
+      <w:pPr>
+        <w:pStyle w:val="NormalWeb"/>
+      </w:pPr>
+      <w:r>
+        <w:rPr>
+          <w:rStyle w:val="Strong"/>
+        </w:rPr>
+        <w:t>60. Training</w:t>
+      </w:r>
+    </w:p>
+    <w:p>
+      <w:pPr>
+        <w:pStyle w:val="NormalWeb"/>
+      </w:pPr>
+      <w:r>
+        <w:rPr>
+          <w:rStyle w:val="Strong"/>
+        </w:rPr>
+        <w:t>61. Notifications</w:t>
+      </w:r>
+    </w:p>
+    <w:p>
+      <w:r>
+        <w:pict>
           <v:rect id="_x0000_i1037" style="width:0;height:1.5pt" o:hralign="center" o:hrstd="t" o:hr="t" fillcolor="#a0a0a0" stroked="f"/>
         </w:pict>
       </w:r>
@@ -5920,156 +6645,159 @@
         <w:pStyle w:val="Heading3"/>
       </w:pPr>
       <w:r>
+        <w:t>PHASE 8 — PHP + SQL</w:t>
+      </w:r>
+    </w:p>
+    <w:p>
+      <w:pPr>
+        <w:pStyle w:val="NormalWeb"/>
+      </w:pPr>
+      <w:r>
+        <w:t>Only after the frontend is properly designed:</w:t>
+      </w:r>
+    </w:p>
+    <w:p>
+      <w:pPr>
+        <w:pStyle w:val="NormalWeb"/>
+      </w:pPr>
+      <w:r>
+        <w:rPr>
+          <w:rStyle w:val="Strong"/>
+        </w:rPr>
+        <w:t>62. Database design</w:t>
+      </w:r>
+    </w:p>
+    <w:p>
+      <w:pPr>
+        <w:pStyle w:val="NormalWeb"/>
+      </w:pPr>
+      <w:r>
+        <w:rPr>
+          <w:rStyle w:val="Strong"/>
+        </w:rPr>
+        <w:t>63. SQL tables</w:t>
+      </w:r>
+    </w:p>
+    <w:p>
+      <w:pPr>
+        <w:pStyle w:val="NormalWeb"/>
+      </w:pPr>
+      <w:r>
+        <w:rPr>
+          <w:rStyle w:val="Strong"/>
+        </w:rPr>
+        <w:t>64. PHP database connection</w:t>
+      </w:r>
+    </w:p>
+    <w:p>
+      <w:pPr>
+        <w:pStyle w:val="NormalWeb"/>
+      </w:pPr>
+      <w:r>
+        <w:rPr>
+          <w:rStyle w:val="Strong"/>
+        </w:rPr>
+        <w:t>65. Authentication</w:t>
+      </w:r>
+    </w:p>
+    <w:p>
+      <w:pPr>
+        <w:pStyle w:val="NormalWeb"/>
+      </w:pPr>
+      <w:r>
+        <w:rPr>
+          <w:rStyle w:val="Strong"/>
+        </w:rPr>
         <w:lastRenderedPageBreak/>
-        <w:t>PHASE 2 — Homepage</w:t>
-      </w:r>
-    </w:p>
-    <w:p>
-      <w:pPr>
-        <w:pStyle w:val="NormalWeb"/>
-      </w:pPr>
-      <w:r>
-        <w:rPr>
-          <w:rStyle w:val="Strong"/>
-        </w:rPr>
-        <w:t>6. Navigation bar</w:t>
-      </w:r>
-    </w:p>
-    <w:p>
-      <w:pPr>
-        <w:pStyle w:val="NormalWeb"/>
-      </w:pPr>
-      <w:r>
-        <w:rPr>
-          <w:rStyle w:val="Strong"/>
-        </w:rPr>
-        <w:t>7. Hero section</w:t>
-      </w:r>
-    </w:p>
-    <w:p>
-      <w:pPr>
-        <w:pStyle w:val="NormalWeb"/>
-      </w:pPr>
-      <w:r>
-        <w:rPr>
-          <w:rStyle w:val="Strong"/>
-        </w:rPr>
-        <w:t>8. Trust/quality section</w:t>
-      </w:r>
-    </w:p>
-    <w:p>
-      <w:pPr>
-        <w:pStyle w:val="NormalWeb"/>
-      </w:pPr>
-      <w:r>
-        <w:rPr>
-          <w:rStyle w:val="Strong"/>
-        </w:rPr>
-        <w:t>9. Product categories</w:t>
-      </w:r>
-    </w:p>
-    <w:p>
-      <w:pPr>
-        <w:pStyle w:val="NormalWeb"/>
-      </w:pPr>
-      <w:r>
-        <w:rPr>
-          <w:rStyle w:val="Strong"/>
-        </w:rPr>
-        <w:t>10. Featured products</w:t>
-      </w:r>
-      <w:bookmarkStart w:id="0" w:name="_GoBack"/>
-      <w:bookmarkEnd w:id="0"/>
-    </w:p>
-    <w:p>
-      <w:pPr>
-        <w:pStyle w:val="NormalWeb"/>
-      </w:pPr>
-      <w:r>
-        <w:rPr>
-          <w:rStyle w:val="Strong"/>
-        </w:rPr>
-        <w:t xml:space="preserve">11. How </w:t>
-      </w:r>
-      <w:proofErr w:type="spellStart"/>
-      <w:r>
-        <w:rPr>
-          <w:rStyle w:val="Strong"/>
-        </w:rPr>
-        <w:t>FarmHub</w:t>
-      </w:r>
-      <w:proofErr w:type="spellEnd"/>
-      <w:r>
-        <w:rPr>
-          <w:rStyle w:val="Strong"/>
-        </w:rPr>
-        <w:t xml:space="preserve"> works</w:t>
-      </w:r>
-    </w:p>
-    <w:p>
-      <w:pPr>
-        <w:pStyle w:val="NormalWeb"/>
-      </w:pPr>
-      <w:r>
-        <w:rPr>
-          <w:rStyle w:val="Strong"/>
-        </w:rPr>
-        <w:t>12. Veterinary safety section</w:t>
-      </w:r>
-    </w:p>
-    <w:p>
-      <w:pPr>
-        <w:pStyle w:val="NormalWeb"/>
-      </w:pPr>
-      <w:r>
-        <w:rPr>
-          <w:rStyle w:val="Strong"/>
-        </w:rPr>
-        <w:t>13. Farmers section</w:t>
-      </w:r>
-    </w:p>
-    <w:p>
-      <w:pPr>
-        <w:pStyle w:val="NormalWeb"/>
-      </w:pPr>
-      <w:r>
-        <w:rPr>
-          <w:rStyle w:val="Strong"/>
-        </w:rPr>
-        <w:t>14. Animal training section</w:t>
-      </w:r>
-    </w:p>
-    <w:p>
-      <w:pPr>
-        <w:pStyle w:val="NormalWeb"/>
-      </w:pPr>
-      <w:r>
-        <w:rPr>
-          <w:rStyle w:val="Strong"/>
-        </w:rPr>
-        <w:t>15. Delivery section</w:t>
-      </w:r>
-    </w:p>
-    <w:p>
-      <w:pPr>
-        <w:pStyle w:val="NormalWeb"/>
-      </w:pPr>
-      <w:r>
-        <w:rPr>
-          <w:rStyle w:val="Strong"/>
-        </w:rPr>
-        <w:t>16. Call-to-action section</w:t>
-      </w:r>
-    </w:p>
-    <w:p>
-      <w:pPr>
-        <w:pStyle w:val="NormalWeb"/>
-      </w:pPr>
-      <w:r>
-        <w:rPr>
-          <w:rStyle w:val="Strong"/>
-        </w:rPr>
-        <w:t>17. Footer</w:t>
+        <w:t>66. Role-based access</w:t>
+      </w:r>
+    </w:p>
+    <w:p>
+      <w:pPr>
+        <w:pStyle w:val="NormalWeb"/>
+      </w:pPr>
+      <w:r>
+        <w:rPr>
+          <w:rStyle w:val="Strong"/>
+        </w:rPr>
+        <w:t>67. Farmer backend</w:t>
+      </w:r>
+    </w:p>
+    <w:p>
+      <w:pPr>
+        <w:pStyle w:val="NormalWeb"/>
+      </w:pPr>
+      <w:r>
+        <w:rPr>
+          <w:rStyle w:val="Strong"/>
+        </w:rPr>
+        <w:t>68. Vet backend</w:t>
+      </w:r>
+    </w:p>
+    <w:p>
+      <w:pPr>
+        <w:pStyle w:val="NormalWeb"/>
+      </w:pPr>
+      <w:r>
+        <w:rPr>
+          <w:rStyle w:val="Strong"/>
+        </w:rPr>
+        <w:t>69. Product backend</w:t>
+      </w:r>
+    </w:p>
+    <w:p>
+      <w:pPr>
+        <w:pStyle w:val="NormalWeb"/>
+      </w:pPr>
+      <w:r>
+        <w:rPr>
+          <w:rStyle w:val="Strong"/>
+        </w:rPr>
+        <w:t>70. Marketplace backend</w:t>
+      </w:r>
+    </w:p>
+    <w:p>
+      <w:pPr>
+        <w:pStyle w:val="NormalWeb"/>
+      </w:pPr>
+      <w:r>
+        <w:rPr>
+          <w:rStyle w:val="Strong"/>
+        </w:rPr>
+        <w:t>71. Orders</w:t>
+      </w:r>
+    </w:p>
+    <w:p>
+      <w:pPr>
+        <w:pStyle w:val="NormalWeb"/>
+      </w:pPr>
+      <w:r>
+        <w:rPr>
+          <w:rStyle w:val="Strong"/>
+        </w:rPr>
+        <w:t>72. Payments</w:t>
+      </w:r>
+    </w:p>
+    <w:p>
+      <w:pPr>
+        <w:pStyle w:val="NormalWeb"/>
+      </w:pPr>
+      <w:r>
+        <w:rPr>
+          <w:rStyle w:val="Strong"/>
+        </w:rPr>
+        <w:t>73. Notifications</w:t>
+      </w:r>
+    </w:p>
+    <w:p>
+      <w:pPr>
+        <w:pStyle w:val="NormalWeb"/>
+      </w:pPr>
+      <w:r>
+        <w:rPr>
+          <w:rStyle w:val="Strong"/>
+        </w:rPr>
+        <w:t>74. Admin backend</w:t>
       </w:r>
     </w:p>
     <w:p>
@@ -6084,95 +6812,95 @@
         <w:pStyle w:val="Heading3"/>
       </w:pPr>
       <w:r>
-        <w:t>PHASE 3 — Marketplace</w:t>
-      </w:r>
-    </w:p>
-    <w:p>
-      <w:pPr>
-        <w:pStyle w:val="NormalWeb"/>
-      </w:pPr>
-      <w:r>
-        <w:rPr>
-          <w:rStyle w:val="Strong"/>
-        </w:rPr>
-        <w:t>18. Products page</w:t>
-      </w:r>
-    </w:p>
-    <w:p>
-      <w:pPr>
-        <w:pStyle w:val="NormalWeb"/>
-      </w:pPr>
-      <w:r>
-        <w:rPr>
-          <w:rStyle w:val="Strong"/>
-        </w:rPr>
-        <w:t>19. Product cards</w:t>
-      </w:r>
-    </w:p>
-    <w:p>
-      <w:pPr>
-        <w:pStyle w:val="NormalWeb"/>
-      </w:pPr>
-      <w:r>
-        <w:rPr>
-          <w:rStyle w:val="Strong"/>
-        </w:rPr>
-        <w:t>20. Product filtering</w:t>
-      </w:r>
-    </w:p>
-    <w:p>
-      <w:pPr>
-        <w:pStyle w:val="NormalWeb"/>
-      </w:pPr>
-      <w:r>
-        <w:rPr>
-          <w:rStyle w:val="Strong"/>
-        </w:rPr>
-        <w:t>21. Product searching</w:t>
-      </w:r>
-    </w:p>
-    <w:p>
-      <w:pPr>
-        <w:pStyle w:val="NormalWeb"/>
-      </w:pPr>
-      <w:r>
-        <w:rPr>
-          <w:rStyle w:val="Strong"/>
-        </w:rPr>
-        <w:t>22. Product details</w:t>
-      </w:r>
-    </w:p>
-    <w:p>
-      <w:pPr>
-        <w:pStyle w:val="NormalWeb"/>
-      </w:pPr>
-      <w:r>
-        <w:rPr>
-          <w:rStyle w:val="Strong"/>
-        </w:rPr>
-        <w:t>23. Add to cart</w:t>
-      </w:r>
-    </w:p>
-    <w:p>
-      <w:pPr>
-        <w:pStyle w:val="NormalWeb"/>
-      </w:pPr>
-      <w:r>
-        <w:rPr>
-          <w:rStyle w:val="Strong"/>
-        </w:rPr>
-        <w:t>24. Cart</w:t>
-      </w:r>
-    </w:p>
-    <w:p>
-      <w:pPr>
-        <w:pStyle w:val="NormalWeb"/>
-      </w:pPr>
-      <w:r>
-        <w:rPr>
-          <w:rStyle w:val="Strong"/>
-        </w:rPr>
-        <w:t>25. Checkout</w:t>
+        <w:t>PHASE 9 — Integration</w:t>
+      </w:r>
+    </w:p>
+    <w:p>
+      <w:pPr>
+        <w:pStyle w:val="NormalWeb"/>
+      </w:pPr>
+      <w:r>
+        <w:rPr>
+          <w:rStyle w:val="Strong"/>
+        </w:rPr>
+        <w:t>75. Connect frontend to PHP</w:t>
+      </w:r>
+    </w:p>
+    <w:p>
+      <w:pPr>
+        <w:pStyle w:val="NormalWeb"/>
+      </w:pPr>
+      <w:r>
+        <w:rPr>
+          <w:rStyle w:val="Strong"/>
+        </w:rPr>
+        <w:t>76. Connect products to database</w:t>
+      </w:r>
+    </w:p>
+    <w:p>
+      <w:pPr>
+        <w:pStyle w:val="NormalWeb"/>
+      </w:pPr>
+      <w:r>
+        <w:rPr>
+          <w:rStyle w:val="Strong"/>
+        </w:rPr>
+        <w:t>77. Connect users</w:t>
+      </w:r>
+    </w:p>
+    <w:p>
+      <w:pPr>
+        <w:pStyle w:val="NormalWeb"/>
+      </w:pPr>
+      <w:r>
+        <w:rPr>
+          <w:rStyle w:val="Strong"/>
+        </w:rPr>
+        <w:t>78. Connect animals</w:t>
+      </w:r>
+    </w:p>
+    <w:p>
+      <w:pPr>
+        <w:pStyle w:val="NormalWeb"/>
+      </w:pPr>
+      <w:r>
+        <w:rPr>
+          <w:rStyle w:val="Strong"/>
+        </w:rPr>
+        <w:t>79. Connect vet clearances</w:t>
+      </w:r>
+    </w:p>
+    <w:p>
+      <w:pPr>
+        <w:pStyle w:val="NormalWeb"/>
+      </w:pPr>
+      <w:r>
+        <w:rPr>
+          <w:rStyle w:val="Strong"/>
+        </w:rPr>
+        <w:t>80. Connect orders</w:t>
+      </w:r>
+    </w:p>
+    <w:p>
+      <w:pPr>
+        <w:pStyle w:val="NormalWeb"/>
+      </w:pPr>
+      <w:r>
+        <w:rPr>
+          <w:rStyle w:val="Strong"/>
+        </w:rPr>
+        <w:t>81. Connect payments</w:t>
+      </w:r>
+    </w:p>
+    <w:p>
+      <w:pPr>
+        <w:pStyle w:val="NormalWeb"/>
+      </w:pPr>
+      <w:r>
+        <w:rPr>
+          <w:rStyle w:val="Strong"/>
+        </w:rPr>
+        <w:t>82. Connect dashboards</w:t>
       </w:r>
     </w:p>
     <w:p>
@@ -6187,734 +6915,6 @@
         <w:pStyle w:val="Heading3"/>
       </w:pPr>
       <w:r>
-        <w:lastRenderedPageBreak/>
-        <w:t>PHASE 4 — Authentication UI</w:t>
-      </w:r>
-    </w:p>
-    <w:p>
-      <w:pPr>
-        <w:pStyle w:val="NormalWeb"/>
-      </w:pPr>
-      <w:r>
-        <w:rPr>
-          <w:rStyle w:val="Strong"/>
-        </w:rPr>
-        <w:t>26. Login</w:t>
-      </w:r>
-    </w:p>
-    <w:p>
-      <w:pPr>
-        <w:pStyle w:val="NormalWeb"/>
-      </w:pPr>
-      <w:r>
-        <w:rPr>
-          <w:rStyle w:val="Strong"/>
-        </w:rPr>
-        <w:t>27. Registration</w:t>
-      </w:r>
-    </w:p>
-    <w:p>
-      <w:pPr>
-        <w:pStyle w:val="NormalWeb"/>
-      </w:pPr>
-      <w:r>
-        <w:rPr>
-          <w:rStyle w:val="Strong"/>
-        </w:rPr>
-        <w:t>28. Role selection</w:t>
-      </w:r>
-    </w:p>
-    <w:p>
-      <w:pPr>
-        <w:pStyle w:val="NormalWeb"/>
-      </w:pPr>
-      <w:r>
-        <w:rPr>
-          <w:rStyle w:val="Strong"/>
-        </w:rPr>
-        <w:t>29. User dashboard</w:t>
-      </w:r>
-    </w:p>
-    <w:p>
-      <w:pPr>
-        <w:pStyle w:val="NormalWeb"/>
-      </w:pPr>
-      <w:r>
-        <w:rPr>
-          <w:rStyle w:val="Strong"/>
-        </w:rPr>
-        <w:t>30. Farmer dashboard</w:t>
-      </w:r>
-    </w:p>
-    <w:p>
-      <w:pPr>
-        <w:pStyle w:val="NormalWeb"/>
-      </w:pPr>
-      <w:r>
-        <w:rPr>
-          <w:rStyle w:val="Strong"/>
-        </w:rPr>
-        <w:t>31. Vet dashboard</w:t>
-      </w:r>
-    </w:p>
-    <w:p>
-      <w:pPr>
-        <w:pStyle w:val="NormalWeb"/>
-      </w:pPr>
-      <w:r>
-        <w:rPr>
-          <w:rStyle w:val="Strong"/>
-        </w:rPr>
-        <w:t>32. Admin dashboard</w:t>
-      </w:r>
-    </w:p>
-    <w:p>
-      <w:r>
-        <w:pict>
-          <v:rect id="_x0000_i1040" style="width:0;height:1.5pt" o:hralign="center" o:hrstd="t" o:hr="t" fillcolor="#a0a0a0" stroked="f"/>
-        </w:pict>
-      </w:r>
-    </w:p>
-    <w:p>
-      <w:pPr>
-        <w:pStyle w:val="Heading3"/>
-      </w:pPr>
-      <w:r>
-        <w:t>PHASE 5 — Farmer UI</w:t>
-      </w:r>
-    </w:p>
-    <w:p>
-      <w:pPr>
-        <w:pStyle w:val="NormalWeb"/>
-      </w:pPr>
-      <w:r>
-        <w:rPr>
-          <w:rStyle w:val="Strong"/>
-        </w:rPr>
-        <w:t>33. Farmer profile</w:t>
-      </w:r>
-    </w:p>
-    <w:p>
-      <w:pPr>
-        <w:pStyle w:val="NormalWeb"/>
-      </w:pPr>
-      <w:r>
-        <w:rPr>
-          <w:rStyle w:val="Strong"/>
-        </w:rPr>
-        <w:t>34. Farm management</w:t>
-      </w:r>
-    </w:p>
-    <w:p>
-      <w:pPr>
-        <w:pStyle w:val="NormalWeb"/>
-      </w:pPr>
-      <w:r>
-        <w:rPr>
-          <w:rStyle w:val="Strong"/>
-        </w:rPr>
-        <w:t>35. Animal management</w:t>
-      </w:r>
-    </w:p>
-    <w:p>
-      <w:pPr>
-        <w:pStyle w:val="NormalWeb"/>
-      </w:pPr>
-      <w:r>
-        <w:rPr>
-          <w:rStyle w:val="Strong"/>
-        </w:rPr>
-        <w:t>36. Product management</w:t>
-      </w:r>
-    </w:p>
-    <w:p>
-      <w:pPr>
-        <w:pStyle w:val="NormalWeb"/>
-      </w:pPr>
-      <w:r>
-        <w:rPr>
-          <w:rStyle w:val="Strong"/>
-        </w:rPr>
-        <w:t>37. Inventory</w:t>
-      </w:r>
-    </w:p>
-    <w:p>
-      <w:pPr>
-        <w:pStyle w:val="NormalWeb"/>
-      </w:pPr>
-      <w:r>
-        <w:rPr>
-          <w:rStyle w:val="Strong"/>
-        </w:rPr>
-        <w:t>38. Orders</w:t>
-      </w:r>
-    </w:p>
-    <w:p>
-      <w:pPr>
-        <w:pStyle w:val="NormalWeb"/>
-      </w:pPr>
-      <w:r>
-        <w:rPr>
-          <w:rStyle w:val="Strong"/>
-        </w:rPr>
-        <w:t>39. Vet clearance requests</w:t>
-      </w:r>
-    </w:p>
-    <w:p>
-      <w:r>
-        <w:pict>
-          <v:rect id="_x0000_i1041" style="width:0;height:1.5pt" o:hralign="center" o:hrstd="t" o:hr="t" fillcolor="#a0a0a0" stroked="f"/>
-        </w:pict>
-      </w:r>
-    </w:p>
-    <w:p>
-      <w:pPr>
-        <w:pStyle w:val="Heading3"/>
-      </w:pPr>
-      <w:r>
-        <w:t>PHASE 6 — Veterinary UI</w:t>
-      </w:r>
-    </w:p>
-    <w:p>
-      <w:pPr>
-        <w:pStyle w:val="NormalWeb"/>
-      </w:pPr>
-      <w:r>
-        <w:rPr>
-          <w:rStyle w:val="Strong"/>
-        </w:rPr>
-        <w:t>40. Vet dashboard</w:t>
-      </w:r>
-    </w:p>
-    <w:p>
-      <w:pPr>
-        <w:pStyle w:val="NormalWeb"/>
-      </w:pPr>
-      <w:r>
-        <w:rPr>
-          <w:rStyle w:val="Strong"/>
-        </w:rPr>
-        <w:t>41. Animal examination</w:t>
-      </w:r>
-    </w:p>
-    <w:p>
-      <w:pPr>
-        <w:pStyle w:val="NormalWeb"/>
-      </w:pPr>
-      <w:r>
-        <w:rPr>
-          <w:rStyle w:val="Strong"/>
-        </w:rPr>
-        <w:t>42. Health records</w:t>
-      </w:r>
-    </w:p>
-    <w:p>
-      <w:pPr>
-        <w:pStyle w:val="NormalWeb"/>
-      </w:pPr>
-      <w:r>
-        <w:rPr>
-          <w:rStyle w:val="Strong"/>
-        </w:rPr>
-        <w:t>43. Breeding clearance</w:t>
-      </w:r>
-    </w:p>
-    <w:p>
-      <w:pPr>
-        <w:pStyle w:val="NormalWeb"/>
-      </w:pPr>
-      <w:r>
-        <w:rPr>
-          <w:rStyle w:val="Strong"/>
-        </w:rPr>
-        <w:t>44. Product clearance</w:t>
-      </w:r>
-    </w:p>
-    <w:p>
-      <w:pPr>
-        <w:pStyle w:val="NormalWeb"/>
-      </w:pPr>
-      <w:r>
-        <w:rPr>
-          <w:rStyle w:val="Strong"/>
-        </w:rPr>
-        <w:t>45. Isolation recommendations</w:t>
-      </w:r>
-    </w:p>
-    <w:p>
-      <w:pPr>
-        <w:pStyle w:val="NormalWeb"/>
-      </w:pPr>
-      <w:r>
-        <w:rPr>
-          <w:rStyle w:val="Strong"/>
-        </w:rPr>
-        <w:lastRenderedPageBreak/>
-        <w:t>46. Treatment/recommendation system</w:t>
-      </w:r>
-    </w:p>
-    <w:p>
-      <w:r>
-        <w:pict>
-          <v:rect id="_x0000_i1042" style="width:0;height:1.5pt" o:hralign="center" o:hrstd="t" o:hr="t" fillcolor="#a0a0a0" stroked="f"/>
-        </w:pict>
-      </w:r>
-    </w:p>
-    <w:p>
-      <w:pPr>
-        <w:pStyle w:val="Heading3"/>
-      </w:pPr>
-      <w:r>
-        <w:t>PHASE 7 — Admin UI</w:t>
-      </w:r>
-    </w:p>
-    <w:p>
-      <w:pPr>
-        <w:pStyle w:val="NormalWeb"/>
-      </w:pPr>
-      <w:r>
-        <w:rPr>
-          <w:rStyle w:val="Strong"/>
-        </w:rPr>
-        <w:t>47. Admin dashboard</w:t>
-      </w:r>
-    </w:p>
-    <w:p>
-      <w:pPr>
-        <w:pStyle w:val="NormalWeb"/>
-      </w:pPr>
-      <w:r>
-        <w:rPr>
-          <w:rStyle w:val="Strong"/>
-        </w:rPr>
-        <w:t>48. Users</w:t>
-      </w:r>
-    </w:p>
-    <w:p>
-      <w:pPr>
-        <w:pStyle w:val="NormalWeb"/>
-      </w:pPr>
-      <w:r>
-        <w:rPr>
-          <w:rStyle w:val="Strong"/>
-        </w:rPr>
-        <w:t>49. Farmers</w:t>
-      </w:r>
-    </w:p>
-    <w:p>
-      <w:pPr>
-        <w:pStyle w:val="NormalWeb"/>
-      </w:pPr>
-      <w:r>
-        <w:rPr>
-          <w:rStyle w:val="Strong"/>
-        </w:rPr>
-        <w:t>50. Veterinarians</w:t>
-      </w:r>
-    </w:p>
-    <w:p>
-      <w:pPr>
-        <w:pStyle w:val="NormalWeb"/>
-      </w:pPr>
-      <w:r>
-        <w:rPr>
-          <w:rStyle w:val="Strong"/>
-        </w:rPr>
-        <w:t>51. Farms</w:t>
-      </w:r>
-    </w:p>
-    <w:p>
-      <w:pPr>
-        <w:pStyle w:val="NormalWeb"/>
-      </w:pPr>
-      <w:r>
-        <w:rPr>
-          <w:rStyle w:val="Strong"/>
-        </w:rPr>
-        <w:t>52. Animals</w:t>
-      </w:r>
-    </w:p>
-    <w:p>
-      <w:pPr>
-        <w:pStyle w:val="NormalWeb"/>
-      </w:pPr>
-      <w:r>
-        <w:rPr>
-          <w:rStyle w:val="Strong"/>
-        </w:rPr>
-        <w:t>53. Products</w:t>
-      </w:r>
-    </w:p>
-    <w:p>
-      <w:pPr>
-        <w:pStyle w:val="NormalWeb"/>
-      </w:pPr>
-      <w:r>
-        <w:rPr>
-          <w:rStyle w:val="Strong"/>
-        </w:rPr>
-        <w:t>54. Orders</w:t>
-      </w:r>
-    </w:p>
-    <w:p>
-      <w:pPr>
-        <w:pStyle w:val="NormalWeb"/>
-      </w:pPr>
-      <w:r>
-        <w:rPr>
-          <w:rStyle w:val="Strong"/>
-        </w:rPr>
-        <w:t>55. Payments</w:t>
-      </w:r>
-    </w:p>
-    <w:p>
-      <w:pPr>
-        <w:pStyle w:val="NormalWeb"/>
-      </w:pPr>
-      <w:r>
-        <w:rPr>
-          <w:rStyle w:val="Strong"/>
-        </w:rPr>
-        <w:t>56. Clearances</w:t>
-      </w:r>
-    </w:p>
-    <w:p>
-      <w:pPr>
-        <w:pStyle w:val="NormalWeb"/>
-      </w:pPr>
-      <w:r>
-        <w:rPr>
-          <w:rStyle w:val="Strong"/>
-        </w:rPr>
-        <w:t>57. Reports</w:t>
-      </w:r>
-    </w:p>
-    <w:p>
-      <w:pPr>
-        <w:pStyle w:val="NormalWeb"/>
-      </w:pPr>
-      <w:r>
-        <w:rPr>
-          <w:rStyle w:val="Strong"/>
-        </w:rPr>
-        <w:t>58. Complaints</w:t>
-      </w:r>
-    </w:p>
-    <w:p>
-      <w:pPr>
-        <w:pStyle w:val="NormalWeb"/>
-      </w:pPr>
-      <w:r>
-        <w:rPr>
-          <w:rStyle w:val="Strong"/>
-        </w:rPr>
-        <w:t>59. Reviews</w:t>
-      </w:r>
-    </w:p>
-    <w:p>
-      <w:pPr>
-        <w:pStyle w:val="NormalWeb"/>
-      </w:pPr>
-      <w:r>
-        <w:rPr>
-          <w:rStyle w:val="Strong"/>
-        </w:rPr>
-        <w:t>60. Training</w:t>
-      </w:r>
-    </w:p>
-    <w:p>
-      <w:pPr>
-        <w:pStyle w:val="NormalWeb"/>
-      </w:pPr>
-      <w:r>
-        <w:rPr>
-          <w:rStyle w:val="Strong"/>
-        </w:rPr>
-        <w:t>61. Notifications</w:t>
-      </w:r>
-    </w:p>
-    <w:p>
-      <w:r>
-        <w:pict>
-          <v:rect id="_x0000_i1043" style="width:0;height:1.5pt" o:hralign="center" o:hrstd="t" o:hr="t" fillcolor="#a0a0a0" stroked="f"/>
-        </w:pict>
-      </w:r>
-    </w:p>
-    <w:p>
-      <w:pPr>
-        <w:pStyle w:val="Heading3"/>
-      </w:pPr>
-      <w:r>
-        <w:t>PHASE 8 — PHP + SQL</w:t>
-      </w:r>
-    </w:p>
-    <w:p>
-      <w:pPr>
-        <w:pStyle w:val="NormalWeb"/>
-      </w:pPr>
-      <w:r>
-        <w:t>Only after the frontend is properly designed:</w:t>
-      </w:r>
-    </w:p>
-    <w:p>
-      <w:pPr>
-        <w:pStyle w:val="NormalWeb"/>
-      </w:pPr>
-      <w:r>
-        <w:rPr>
-          <w:rStyle w:val="Strong"/>
-        </w:rPr>
-        <w:t>62. Database design</w:t>
-      </w:r>
-    </w:p>
-    <w:p>
-      <w:pPr>
-        <w:pStyle w:val="NormalWeb"/>
-      </w:pPr>
-      <w:r>
-        <w:rPr>
-          <w:rStyle w:val="Strong"/>
-        </w:rPr>
-        <w:t>63. SQL tables</w:t>
-      </w:r>
-    </w:p>
-    <w:p>
-      <w:pPr>
-        <w:pStyle w:val="NormalWeb"/>
-      </w:pPr>
-      <w:r>
-        <w:rPr>
-          <w:rStyle w:val="Strong"/>
-        </w:rPr>
-        <w:t>64. PHP database connection</w:t>
-      </w:r>
-    </w:p>
-    <w:p>
-      <w:pPr>
-        <w:pStyle w:val="NormalWeb"/>
-      </w:pPr>
-      <w:r>
-        <w:rPr>
-          <w:rStyle w:val="Strong"/>
-        </w:rPr>
-        <w:t>65. Authentication</w:t>
-      </w:r>
-    </w:p>
-    <w:p>
-      <w:pPr>
-        <w:pStyle w:val="NormalWeb"/>
-      </w:pPr>
-      <w:r>
-        <w:rPr>
-          <w:rStyle w:val="Strong"/>
-        </w:rPr>
-        <w:lastRenderedPageBreak/>
-        <w:t>66. Role-based access</w:t>
-      </w:r>
-    </w:p>
-    <w:p>
-      <w:pPr>
-        <w:pStyle w:val="NormalWeb"/>
-      </w:pPr>
-      <w:r>
-        <w:rPr>
-          <w:rStyle w:val="Strong"/>
-        </w:rPr>
-        <w:t>67. Farmer backend</w:t>
-      </w:r>
-    </w:p>
-    <w:p>
-      <w:pPr>
-        <w:pStyle w:val="NormalWeb"/>
-      </w:pPr>
-      <w:r>
-        <w:rPr>
-          <w:rStyle w:val="Strong"/>
-        </w:rPr>
-        <w:t>68. Vet backend</w:t>
-      </w:r>
-    </w:p>
-    <w:p>
-      <w:pPr>
-        <w:pStyle w:val="NormalWeb"/>
-      </w:pPr>
-      <w:r>
-        <w:rPr>
-          <w:rStyle w:val="Strong"/>
-        </w:rPr>
-        <w:t>69. Product backend</w:t>
-      </w:r>
-    </w:p>
-    <w:p>
-      <w:pPr>
-        <w:pStyle w:val="NormalWeb"/>
-      </w:pPr>
-      <w:r>
-        <w:rPr>
-          <w:rStyle w:val="Strong"/>
-        </w:rPr>
-        <w:t>70. Marketplace backend</w:t>
-      </w:r>
-    </w:p>
-    <w:p>
-      <w:pPr>
-        <w:pStyle w:val="NormalWeb"/>
-      </w:pPr>
-      <w:r>
-        <w:rPr>
-          <w:rStyle w:val="Strong"/>
-        </w:rPr>
-        <w:t>71. Orders</w:t>
-      </w:r>
-    </w:p>
-    <w:p>
-      <w:pPr>
-        <w:pStyle w:val="NormalWeb"/>
-      </w:pPr>
-      <w:r>
-        <w:rPr>
-          <w:rStyle w:val="Strong"/>
-        </w:rPr>
-        <w:t>72. Payments</w:t>
-      </w:r>
-    </w:p>
-    <w:p>
-      <w:pPr>
-        <w:pStyle w:val="NormalWeb"/>
-      </w:pPr>
-      <w:r>
-        <w:rPr>
-          <w:rStyle w:val="Strong"/>
-        </w:rPr>
-        <w:t>73. Notifications</w:t>
-      </w:r>
-    </w:p>
-    <w:p>
-      <w:pPr>
-        <w:pStyle w:val="NormalWeb"/>
-      </w:pPr>
-      <w:r>
-        <w:rPr>
-          <w:rStyle w:val="Strong"/>
-        </w:rPr>
-        <w:t>74. Admin backend</w:t>
-      </w:r>
-    </w:p>
-    <w:p>
-      <w:r>
-        <w:pict>
-          <v:rect id="_x0000_i1044" style="width:0;height:1.5pt" o:hralign="center" o:hrstd="t" o:hr="t" fillcolor="#a0a0a0" stroked="f"/>
-        </w:pict>
-      </w:r>
-    </w:p>
-    <w:p>
-      <w:pPr>
-        <w:pStyle w:val="Heading3"/>
-      </w:pPr>
-      <w:r>
-        <w:t>PHASE 9 — Integration</w:t>
-      </w:r>
-    </w:p>
-    <w:p>
-      <w:pPr>
-        <w:pStyle w:val="NormalWeb"/>
-      </w:pPr>
-      <w:r>
-        <w:rPr>
-          <w:rStyle w:val="Strong"/>
-        </w:rPr>
-        <w:t>75. Connect frontend to PHP</w:t>
-      </w:r>
-    </w:p>
-    <w:p>
-      <w:pPr>
-        <w:pStyle w:val="NormalWeb"/>
-      </w:pPr>
-      <w:r>
-        <w:rPr>
-          <w:rStyle w:val="Strong"/>
-        </w:rPr>
-        <w:t>76. Connect products to database</w:t>
-      </w:r>
-    </w:p>
-    <w:p>
-      <w:pPr>
-        <w:pStyle w:val="NormalWeb"/>
-      </w:pPr>
-      <w:r>
-        <w:rPr>
-          <w:rStyle w:val="Strong"/>
-        </w:rPr>
-        <w:t>77. Connect users</w:t>
-      </w:r>
-    </w:p>
-    <w:p>
-      <w:pPr>
-        <w:pStyle w:val="NormalWeb"/>
-      </w:pPr>
-      <w:r>
-        <w:rPr>
-          <w:rStyle w:val="Strong"/>
-        </w:rPr>
-        <w:t>78. Connect animals</w:t>
-      </w:r>
-    </w:p>
-    <w:p>
-      <w:pPr>
-        <w:pStyle w:val="NormalWeb"/>
-      </w:pPr>
-      <w:r>
-        <w:rPr>
-          <w:rStyle w:val="Strong"/>
-        </w:rPr>
-        <w:t>79. Connect vet clearances</w:t>
-      </w:r>
-    </w:p>
-    <w:p>
-      <w:pPr>
-        <w:pStyle w:val="NormalWeb"/>
-      </w:pPr>
-      <w:r>
-        <w:rPr>
-          <w:rStyle w:val="Strong"/>
-        </w:rPr>
-        <w:t>80. Connect orders</w:t>
-      </w:r>
-    </w:p>
-    <w:p>
-      <w:pPr>
-        <w:pStyle w:val="NormalWeb"/>
-      </w:pPr>
-      <w:r>
-        <w:rPr>
-          <w:rStyle w:val="Strong"/>
-        </w:rPr>
-        <w:t>81. Connect payments</w:t>
-      </w:r>
-    </w:p>
-    <w:p>
-      <w:pPr>
-        <w:pStyle w:val="NormalWeb"/>
-      </w:pPr>
-      <w:r>
-        <w:rPr>
-          <w:rStyle w:val="Strong"/>
-        </w:rPr>
-        <w:t>82. Connect dashboards</w:t>
-      </w:r>
-    </w:p>
-    <w:p>
-      <w:r>
-        <w:pict>
-          <v:rect id="_x0000_i1045" style="width:0;height:1.5pt" o:hralign="center" o:hrstd="t" o:hr="t" fillcolor="#a0a0a0" stroked="f"/>
-        </w:pict>
-      </w:r>
-    </w:p>
-    <w:p>
-      <w:pPr>
-        <w:pStyle w:val="Heading3"/>
-      </w:pPr>
-      <w:r>
         <w:t>PHASE 10 — Testing</w:t>
       </w:r>
     </w:p>
@@ -6999,6 +6999,9 @@
     <w:p>
       <w:pPr>
         <w:pStyle w:val="NormalWeb"/>
+        <w:rPr>
+          <w:rStyle w:val="Strong"/>
+        </w:rPr>
       </w:pPr>
       <w:r>
         <w:rPr>
@@ -7007,7 +7010,22 @@
         <w:t>90. Final optimization</w:t>
       </w:r>
     </w:p>
-    <w:p/>
+    <w:p>
+      <w:pPr>
+        <w:rPr>
+          <w:lang w:val="en-GB"/>
+        </w:rPr>
+      </w:pPr>
+      <w:r>
+        <w:rPr>
+          <w:rFonts w:ascii="Times New Roman" w:eastAsia="Times New Roman" w:hAnsi="Times New Roman" w:cs="Times New Roman"/>
+          <w:sz w:val="24"/>
+          <w:szCs w:val="24"/>
+          <w:lang w:eastAsia="en-KE"/>
+        </w:rPr>
+        <w:t>pat_a0c31940cf62382988cab46cf3aae173bfdf725573b1c5ff10903db668517634</w:t>
+      </w:r>
+    </w:p>
     <w:sectPr>
       <w:pgSz w:w="11906" w:h="16838"/>
       <w:pgMar w:top="1440" w:right="1440" w:bottom="1440" w:left="1440" w:header="708" w:footer="708" w:gutter="0"/>

--- a/Guide.docx
+++ b/Guide.docx
@@ -6117,8 +6117,6 @@
         </w:rPr>
         <w:t>20. Product filtering</w:t>
       </w:r>
-      <w:bookmarkStart w:id="0" w:name="_GoBack"/>
-      <w:bookmarkEnd w:id="0"/>
     </w:p>
     <w:p>
       <w:pPr>
@@ -6260,6 +6258,9 @@
     <w:p>
       <w:pPr>
         <w:pStyle w:val="NormalWeb"/>
+        <w:rPr>
+          <w:lang w:val="en-GB"/>
+        </w:rPr>
       </w:pPr>
       <w:r>
         <w:rPr>
@@ -6433,6 +6434,10 @@
     <w:p>
       <w:pPr>
         <w:pStyle w:val="NormalWeb"/>
+        <w:rPr>
+          <w:b/>
+          <w:bCs/>
+        </w:rPr>
       </w:pPr>
       <w:r>
         <w:rPr>
@@ -6464,6 +6469,7 @@
       <w:pPr>
         <w:pStyle w:val="Heading3"/>
       </w:pPr>
+      <w:bookmarkStart w:id="0" w:name="_GoBack"/>
       <w:r>
         <w:t>PHASE 7 — Admin UI</w:t>
       </w:r>
@@ -6633,6 +6639,7 @@
         <w:t>61. Notifications</w:t>
       </w:r>
     </w:p>
+    <w:bookmarkEnd w:id="0"/>
     <w:p>
       <w:r>
         <w:pict>
